--- a/Record/week-4-record/Experiment_04_Record.docx
+++ b/Record/week-4-record/Experiment_04_Record.docx
@@ -37,7 +37,7 @@
       </w:r>
       <w:r>
         <w:br/>
-        <w:t>Student Name: Patnana Harsha Vardhan</w:t>
+        <w:t>Student Name: P. Harsha Vardhan</w:t>
       </w:r>
       <w:r>
         <w:br/>
@@ -293,6 +293,12 @@
           <w:sz w:val="18"/>
         </w:rPr>
         <w:br/>
+      </w:r>
+      <w:r>
+        <w:rPr>
+          <w:rFonts w:ascii="Courier New" w:hAnsi="Courier New"/>
+          <w:sz w:val="18"/>
+        </w:rPr>
         <w:t xml:space="preserve">    &lt;script src="./script.js"&gt;&lt;/script&gt;</w:t>
       </w:r>
       <w:r>
@@ -381,6 +387,12 @@
           <w:sz w:val="18"/>
         </w:rPr>
         <w:br/>
+      </w:r>
+      <w:r>
+        <w:rPr>
+          <w:rFonts w:ascii="Courier New" w:hAnsi="Courier New"/>
+          <w:sz w:val="18"/>
+        </w:rPr>
         <w:t xml:space="preserve">        &lt;input id="phone" name="phone" type="tel" min="10" placeholder="9123456780"&gt;&lt;br&gt;</w:t>
       </w:r>
       <w:r>
@@ -468,6 +480,12 @@
           <w:sz w:val="18"/>
         </w:rPr>
         <w:br/>
+      </w:r>
+      <w:r>
+        <w:rPr>
+          <w:rFonts w:ascii="Courier New" w:hAnsi="Courier New"/>
+          <w:sz w:val="18"/>
+        </w:rPr>
         <w:t xml:space="preserve">        &lt;p id="output-address"&gt;&lt;/p&gt;</w:t>
       </w:r>
       <w:r>
@@ -690,6 +708,12 @@
           <w:sz w:val="18"/>
         </w:rPr>
         <w:br/>
+      </w:r>
+      <w:r>
+        <w:rPr>
+          <w:rFonts w:ascii="Courier New" w:hAnsi="Courier New"/>
+          <w:sz w:val="18"/>
+        </w:rPr>
         <w:t xml:space="preserve">    font-family: Arial, sans-serif;</w:t>
       </w:r>
       <w:r>
@@ -800,6 +824,12 @@
           <w:sz w:val="18"/>
         </w:rPr>
         <w:br/>
+      </w:r>
+      <w:r>
+        <w:rPr>
+          <w:rFonts w:ascii="Courier New" w:hAnsi="Courier New"/>
+          <w:sz w:val="18"/>
+        </w:rPr>
         <w:t xml:space="preserve">    const output = document.getElementById("output");</w:t>
       </w:r>
       <w:r>
@@ -900,6 +930,12 @@
           <w:sz w:val="18"/>
         </w:rPr>
         <w:br/>
+      </w:r>
+      <w:r>
+        <w:rPr>
+          <w:rFonts w:ascii="Courier New" w:hAnsi="Courier New"/>
+          <w:sz w:val="18"/>
+        </w:rPr>
         <w:t xml:space="preserve">                document.getElementById("output-email").textContent = `Email: ${submittedData.email}`;</w:t>
       </w:r>
       <w:r>
@@ -969,6 +1005,8 @@
       </w:r>
       <w:r>
         <w:br/>
+      </w:r>
+      <w:r>
         <w:t>• event.preventDefault(): Prevents the form submission from triggering a page refresh.</w:t>
       </w:r>
       <w:r>
@@ -994,51 +1032,78 @@
           <w:b/>
         </w:rPr>
         <w:lastRenderedPageBreak/>
-        <w:t>8. TEST CASES AND EXECUTION DATA</w:t>
-      </w:r>
-    </w:p>
-    <w:p>
-      <w:r>
-        <w:t>1. TC-01: Page Load -&gt; Renders form layout with gradient body background -&gt; Passed</w:t>
-      </w:r>
-      <w:r>
-        <w:br/>
-        <w:t>2. TC-02: Form Submission -&gt; Captures input values and renders output text dynamically -&gt; Passed</w:t>
-      </w:r>
-      <w:r>
-        <w:br/>
-        <w:t>3. TC-03: Page Refresh Prevention -&gt; Form submission handles event without reloading page -&gt; Passed</w:t>
-      </w:r>
-      <w:r>
-        <w:br/>
-        <w:t>4. TC-04: Button Click Toggle -&gt; Swaps button background color between lightblue and lightgreen -&gt; Passed</w:t>
+        <w:t>8</w:t>
+      </w:r>
+      <w:r>
+        <w:rPr>
+          <w:b/>
+        </w:rPr>
+        <w:t>. OUTPUT</w:t>
       </w:r>
     </w:p>
     <w:p>
       <w:pPr>
-        <w:keepNext/>
-        <w:spacing w:before="240" w:after="80"/>
-      </w:pPr>
-      <w:r>
         <w:rPr>
           <w:b/>
+          <w:bCs/>
+          <w:u w:val="single"/>
         </w:rPr>
-        <w:t>9. OUTPUT</w:t>
-      </w:r>
+      </w:pPr>
     </w:p>
     <w:p>
       <w:r>
-        <w:t>GitHub Link: https://github.com/hv455253-cmyk/FSWD-Lab/tree/main/Record/week-4</w:t>
-      </w:r>
-      <w:r>
-        <w:br/>
-      </w:r>
+        <w:rPr>
+          <w:b/>
+          <w:bCs/>
+          <w:u w:val="single"/>
+        </w:rPr>
+        <w:t>Test- Case 01</w:t>
+      </w:r>
+      <w:r>
+        <w:t>: Load the page in browser</w:t>
+      </w:r>
+    </w:p>
+    <w:p>
+      <w:pPr>
+        <w:rPr>
+          <w:b/>
+          <w:bCs/>
+          <w:u w:val="single"/>
+        </w:rPr>
+      </w:pPr>
+      <w:r>
+        <w:rPr>
+          <w:b/>
+          <w:bCs/>
+          <w:u w:val="single"/>
+        </w:rPr>
+        <w:t>Output</w:t>
+      </w:r>
+      <w:r>
+        <w:rPr>
+          <w:b/>
+          <w:bCs/>
+          <w:u w:val="single"/>
+        </w:rPr>
+        <w:t xml:space="preserve"> :</w:t>
+      </w:r>
+    </w:p>
+    <w:p>
+      <w:pPr>
+        <w:rPr>
+          <w:b/>
+          <w:bCs/>
+          <w:u w:val="single"/>
+        </w:rPr>
+      </w:pPr>
+    </w:p>
+    <w:p>
       <w:r>
         <w:drawing>
-          <wp:inline distT="0" distB="0" distL="0" distR="0" wp14:anchorId="5450230C" wp14:editId="669B379B">
-            <wp:extent cx="5943600" cy="3165475"/>
+          <wp:inline distT="0" distB="0" distL="0" distR="0" wp14:anchorId="32CE629E" wp14:editId="35DF0FF4">
+            <wp:extent cx="5943600" cy="3321685"/>
             <wp:effectExtent l="0" t="0" r="0" b="0"/>
-            <wp:docPr id="978807912" name="Picture 1"/>
+            <wp:docPr id="1654685059" name="Picture 1"/>
             <wp:cNvGraphicFramePr>
               <a:graphicFrameLocks xmlns:a="http://schemas.openxmlformats.org/drawingml/2006/main" noChangeAspect="1"/>
             </wp:cNvGraphicFramePr>
@@ -1046,7 +1111,7 @@
               <a:graphicData uri="http://schemas.openxmlformats.org/drawingml/2006/picture">
                 <pic:pic xmlns:pic="http://schemas.openxmlformats.org/drawingml/2006/picture">
                   <pic:nvPicPr>
-                    <pic:cNvPr id="978807912" name=""/>
+                    <pic:cNvPr id="1654685059" name=""/>
                     <pic:cNvPicPr/>
                   </pic:nvPicPr>
                   <pic:blipFill>
@@ -1058,7 +1123,7 @@
                   <pic:spPr>
                     <a:xfrm>
                       <a:off x="0" y="0"/>
-                      <a:ext cx="5943600" cy="3165475"/>
+                      <a:ext cx="5943600" cy="3321685"/>
                     </a:xfrm>
                     <a:prstGeom prst="rect">
                       <a:avLst/>
@@ -1071,17 +1136,58 @@
         </w:drawing>
       </w:r>
     </w:p>
+    <w:p/>
     <w:p>
       <w:r>
         <w:rPr>
-          <w:noProof/>
+          <w:b/>
+          <w:bCs/>
+          <w:u w:val="single"/>
+        </w:rPr>
+        <w:t>Test-Case 02</w:t>
+      </w:r>
+      <w:r>
+        <w:rPr>
+          <w:b/>
+          <w:bCs/>
+          <w:u w:val="single"/>
+        </w:rPr>
+        <w:t xml:space="preserve"> :</w:t>
+      </w:r>
+      <w:r>
+        <w:rPr>
+          <w:b/>
+          <w:bCs/>
+          <w:u w:val="single"/>
+        </w:rPr>
+        <w:t xml:space="preserve"> </w:t>
+      </w:r>
+      <w:r>
+        <w:t xml:space="preserve">Submitting empty form </w:t>
+      </w:r>
+    </w:p>
+    <w:p>
+      <w:r>
+        <w:rPr>
+          <w:b/>
+          <w:bCs/>
+          <w:u w:val="single"/>
         </w:rPr>
         <w:lastRenderedPageBreak/>
+        <w:t>Output</w:t>
+      </w:r>
+      <w:r>
+        <w:t>:</w:t>
+      </w:r>
+      <w:r>
+        <w:t xml:space="preserve"> returns empty data with field names only</w:t>
+      </w:r>
+      <w:r>
         <w:drawing>
-          <wp:inline distT="0" distB="0" distL="0" distR="0" wp14:anchorId="1082425F" wp14:editId="6B2AC79A">
-            <wp:extent cx="5943600" cy="3166745"/>
+          <wp:inline distT="0" distB="0" distL="0" distR="0" wp14:anchorId="5BB6FEAD" wp14:editId="29B5C5F0">
+            <wp:extent cx="4273550" cy="2800350"/>
             <wp:effectExtent l="0" t="0" r="0" b="0"/>
-            <wp:docPr id="2024390222" name="Picture 1"/>
+            <wp:docPr id="107308344" name="Picture 1"/>
             <wp:cNvGraphicFramePr>
               <a:graphicFrameLocks xmlns:a="http://schemas.openxmlformats.org/drawingml/2006/main" noChangeAspect="1"/>
             </wp:cNvGraphicFramePr>
@@ -1089,7 +1195,7 @@
               <a:graphicData uri="http://schemas.openxmlformats.org/drawingml/2006/picture">
                 <pic:pic xmlns:pic="http://schemas.openxmlformats.org/drawingml/2006/picture">
                   <pic:nvPicPr>
-                    <pic:cNvPr id="2024390222" name=""/>
+                    <pic:cNvPr id="107308344" name=""/>
                     <pic:cNvPicPr/>
                   </pic:nvPicPr>
                   <pic:blipFill>
@@ -1101,7 +1207,7 @@
                   <pic:spPr>
                     <a:xfrm>
                       <a:off x="0" y="0"/>
-                      <a:ext cx="5943600" cy="3166745"/>
+                      <a:ext cx="4273550" cy="2800350"/>
                     </a:xfrm>
                     <a:prstGeom prst="rect">
                       <a:avLst/>
@@ -1113,10 +1219,154 @@
           </wp:inline>
         </w:drawing>
       </w:r>
+      <w:r>
+        <w:t xml:space="preserve"> </w:t>
+      </w:r>
+      <w:r>
+        <w:t xml:space="preserve"> </w:t>
+      </w:r>
+    </w:p>
+    <w:p/>
+    <w:p>
+      <w:r>
+        <w:rPr>
+          <w:b/>
+          <w:bCs/>
+          <w:u w:val="single"/>
+        </w:rPr>
+        <w:t>Test case 03</w:t>
+      </w:r>
+      <w:r>
+        <w:t xml:space="preserve"> : </w:t>
+      </w:r>
+      <w:r>
+        <w:t xml:space="preserve"> submitting </w:t>
+      </w:r>
+      <w:r>
+        <w:t>form with an empty field</w:t>
+      </w:r>
     </w:p>
     <w:p>
       <w:r>
-        <w:t xml:space="preserve"> </w:t>
+        <w:rPr>
+          <w:b/>
+          <w:bCs/>
+          <w:u w:val="single"/>
+        </w:rPr>
+        <w:t>Output</w:t>
+      </w:r>
+      <w:r>
+        <w:t xml:space="preserve"> :</w:t>
+      </w:r>
+    </w:p>
+    <w:p>
+      <w:r>
+        <w:drawing>
+          <wp:inline distT="0" distB="0" distL="0" distR="0" wp14:anchorId="30E156E9" wp14:editId="4DC02D68">
+            <wp:extent cx="4806950" cy="3505200"/>
+            <wp:effectExtent l="0" t="0" r="0" b="0"/>
+            <wp:docPr id="472107429" name="Picture 1"/>
+            <wp:cNvGraphicFramePr>
+              <a:graphicFrameLocks xmlns:a="http://schemas.openxmlformats.org/drawingml/2006/main" noChangeAspect="1"/>
+            </wp:cNvGraphicFramePr>
+            <a:graphic xmlns:a="http://schemas.openxmlformats.org/drawingml/2006/main">
+              <a:graphicData uri="http://schemas.openxmlformats.org/drawingml/2006/picture">
+                <pic:pic xmlns:pic="http://schemas.openxmlformats.org/drawingml/2006/picture">
+                  <pic:nvPicPr>
+                    <pic:cNvPr id="472107429" name=""/>
+                    <pic:cNvPicPr/>
+                  </pic:nvPicPr>
+                  <pic:blipFill>
+                    <a:blip r:embed="rId8"/>
+                    <a:stretch>
+                      <a:fillRect/>
+                    </a:stretch>
+                  </pic:blipFill>
+                  <pic:spPr>
+                    <a:xfrm>
+                      <a:off x="0" y="0"/>
+                      <a:ext cx="4806950" cy="3505200"/>
+                    </a:xfrm>
+                    <a:prstGeom prst="rect">
+                      <a:avLst/>
+                    </a:prstGeom>
+                  </pic:spPr>
+                </pic:pic>
+              </a:graphicData>
+            </a:graphic>
+          </wp:inline>
+        </w:drawing>
+      </w:r>
+    </w:p>
+    <w:p/>
+    <w:p/>
+    <w:p>
+      <w:r>
+        <w:rPr>
+          <w:b/>
+          <w:bCs/>
+          <w:u w:val="single"/>
+        </w:rPr>
+        <w:lastRenderedPageBreak/>
+        <w:t>Test Case 04</w:t>
+      </w:r>
+      <w:r>
+        <w:t xml:space="preserve"> : </w:t>
+      </w:r>
+      <w:r>
+        <w:t xml:space="preserve">Submitting Form with all fields </w:t>
+      </w:r>
+    </w:p>
+    <w:p>
+      <w:r>
+        <w:rPr>
+          <w:b/>
+          <w:bCs/>
+          <w:u w:val="single"/>
+        </w:rPr>
+        <w:t>Output</w:t>
+      </w:r>
+      <w:r>
+        <w:t xml:space="preserve"> :</w:t>
+      </w:r>
+    </w:p>
+    <w:p>
+      <w:r>
+        <w:drawing>
+          <wp:inline distT="0" distB="0" distL="0" distR="0" wp14:anchorId="70C75C9E" wp14:editId="47C69F48">
+            <wp:extent cx="5943600" cy="4934585"/>
+            <wp:effectExtent l="0" t="0" r="0" b="0"/>
+            <wp:docPr id="1626847968" name="Picture 1"/>
+            <wp:cNvGraphicFramePr>
+              <a:graphicFrameLocks xmlns:a="http://schemas.openxmlformats.org/drawingml/2006/main" noChangeAspect="1"/>
+            </wp:cNvGraphicFramePr>
+            <a:graphic xmlns:a="http://schemas.openxmlformats.org/drawingml/2006/main">
+              <a:graphicData uri="http://schemas.openxmlformats.org/drawingml/2006/picture">
+                <pic:pic xmlns:pic="http://schemas.openxmlformats.org/drawingml/2006/picture">
+                  <pic:nvPicPr>
+                    <pic:cNvPr id="1626847968" name=""/>
+                    <pic:cNvPicPr/>
+                  </pic:nvPicPr>
+                  <pic:blipFill>
+                    <a:blip r:embed="rId9"/>
+                    <a:stretch>
+                      <a:fillRect/>
+                    </a:stretch>
+                  </pic:blipFill>
+                  <pic:spPr>
+                    <a:xfrm>
+                      <a:off x="0" y="0"/>
+                      <a:ext cx="5943600" cy="4934585"/>
+                    </a:xfrm>
+                    <a:prstGeom prst="rect">
+                      <a:avLst/>
+                    </a:prstGeom>
+                  </pic:spPr>
+                </pic:pic>
+              </a:graphicData>
+            </a:graphic>
+          </wp:inline>
+        </w:drawing>
       </w:r>
     </w:p>
     <w:p>
@@ -1128,7 +1378,13 @@
         <w:rPr>
           <w:b/>
         </w:rPr>
-        <w:t>10. RESULT</w:t>
+        <w:t>9</w:t>
+      </w:r>
+      <w:r>
+        <w:rPr>
+          <w:b/>
+        </w:rPr>
+        <w:t>. RESULT</w:t>
       </w:r>
     </w:p>
     <w:p>
@@ -1174,6 +1430,7 @@
         <w:br/>
       </w:r>
       <w:r>
+        <w:lastRenderedPageBreak/>
         <w:br/>
         <w:t>Faculty Signature: _______________________</w:t>
       </w:r>
